--- a/docs/entregables/SEM05/Lecciones_Aprendidas_Scrum.docx
+++ b/docs/entregables/SEM05/Lecciones_Aprendidas_Scrum.docx
@@ -868,7 +868,7 @@
                 <w:color w:val="000000"/>
                 <w:sz w:val="17"/>
               </w:rPr>
-              <w:t>Se configuró Vitest como runner nativo de pruebas en Angular 21, logrando ejecutar 281 pruebas unitarias en frontend sin requerir browser headless y consolidando una suite total de 374 pruebas automatizadas (93 backend + 281 frontend) integradas al pipeline de GitHub Actions.</w:t>
+              <w:t>Se configuró Vitest como runner nativo de pruebas en Angular 21, logrando ejecutar 282 pruebas unitarias en frontend sin requerir browser headless y consolidando una suite total de 375 pruebas automatizadas (93 backend + 282 frontend) integradas al pipeline de GitHub Actions.</w:t>
             </w:r>
           </w:p>
         </w:tc>
